--- a/00-首页/题组Word/综合模拟卷/综合模拟卷V-教师版.docx
+++ b/00-首页/题组Word/综合模拟卷/综合模拟卷V-教师版.docx
@@ -11883,15 +11883,31 @@
         <w:rPr>
           <w:rFonts w:ascii="Times New Roman" w:hAnsi="Times New Roman" w:eastAsia="Times New Roman" w:cs="Times New Roman"/>
         </w:rPr>
-        <w:t xml:space="preserve"> Ca</w:t>
-      </w:r>
-      <w:r>
-        <w:rPr>
-          <w:rFonts w:ascii="Times New Roman" w:hAnsi="Times New Roman" w:eastAsia="Times New Roman" w:cs="Times New Roman"/>
-          <w:vertAlign w:val="superscript"/>
-        </w:rPr>
-        <w:t>2+</w:t>
-      </w:r>
+        <w:t xml:space="preserve"> </w:t>
+      </w:r>
+      <m:oMath>
+        <m:r>
+          <m:t>C</m:t>
+        </m:r>
+        <m:sSup>
+          <m:e>
+            <m:r>
+              <m:t>a</m:t>
+            </m:r>
+          </m:e>
+          <m:sup>
+            <m:r>
+              <m:t>2</m:t>
+            </m:r>
+            <m:r>
+              <m:rPr>
+                <m:sty m:val="p"/>
+              </m:rPr>
+              <m:t>+</m:t>
+            </m:r>
+          </m:sup>
+        </m:sSup>
+      </m:oMath>
       <w:r>
         <w:rPr>
           <w:rFonts w:ascii="Times New Roman" w:hAnsi="Times New Roman" w:eastAsia="Times New Roman" w:cs="Times New Roman"/>
@@ -12074,15 +12090,28 @@
         <w:rPr>
           <w:rFonts w:ascii="Times New Roman" w:hAnsi="Times New Roman" w:eastAsia="Times New Roman" w:cs="Times New Roman"/>
         </w:rPr>
-        <w:t xml:space="preserve"> Na</w:t>
-      </w:r>
-      <w:r>
-        <w:rPr>
-          <w:rFonts w:ascii="Times New Roman" w:hAnsi="Times New Roman" w:eastAsia="Times New Roman" w:cs="Times New Roman"/>
-          <w:vertAlign w:val="superscript"/>
-        </w:rPr>
-        <w:t>+</w:t>
-      </w:r>
+        <w:t xml:space="preserve"> </w:t>
+      </w:r>
+      <m:oMath>
+        <m:r>
+          <m:t>N</m:t>
+        </m:r>
+        <m:sSup>
+          <m:e>
+            <m:r>
+              <m:t>a</m:t>
+            </m:r>
+          </m:e>
+          <m:sup>
+            <m:r>
+              <m:rPr>
+                <m:sty m:val="p"/>
+              </m:rPr>
+              <m:t>+</m:t>
+            </m:r>
+          </m:sup>
+        </m:sSup>
+      </m:oMath>
       <w:r>
         <w:rPr>
           <w:rFonts w:ascii="Times New Roman" w:hAnsi="Times New Roman" w:eastAsia="Times New Roman" w:cs="Times New Roman"/>
@@ -12123,15 +12152,28 @@
         <w:rPr>
           <w:rFonts w:ascii="Times New Roman" w:hAnsi="Times New Roman" w:eastAsia="Times New Roman" w:cs="Times New Roman"/>
         </w:rPr>
-        <w:t xml:space="preserve"> Na</w:t>
-      </w:r>
-      <w:r>
-        <w:rPr>
-          <w:rFonts w:ascii="Times New Roman" w:hAnsi="Times New Roman" w:eastAsia="Times New Roman" w:cs="Times New Roman"/>
-          <w:vertAlign w:val="superscript"/>
-        </w:rPr>
-        <w:t>+</w:t>
-      </w:r>
+        <w:t xml:space="preserve"> </w:t>
+      </w:r>
+      <m:oMath>
+        <m:r>
+          <m:t>N</m:t>
+        </m:r>
+        <m:sSup>
+          <m:e>
+            <m:r>
+              <m:t>a</m:t>
+            </m:r>
+          </m:e>
+          <m:sup>
+            <m:r>
+              <m:rPr>
+                <m:sty m:val="p"/>
+              </m:rPr>
+              <m:t>+</m:t>
+            </m:r>
+          </m:sup>
+        </m:sSup>
+      </m:oMath>
       <w:r>
         <w:rPr>
           <w:rFonts w:ascii="Times New Roman" w:hAnsi="Times New Roman" w:eastAsia="Times New Roman" w:cs="Times New Roman"/>
@@ -12254,15 +12296,28 @@
         <w:rPr>
           <w:rFonts w:ascii="Times New Roman" w:hAnsi="Times New Roman" w:eastAsia="Times New Roman" w:cs="Times New Roman"/>
         </w:rPr>
-        <w:t xml:space="preserve"> Na</w:t>
-      </w:r>
-      <w:r>
-        <w:rPr>
-          <w:rFonts w:ascii="Times New Roman" w:hAnsi="Times New Roman" w:eastAsia="Times New Roman" w:cs="Times New Roman"/>
-          <w:vertAlign w:val="superscript"/>
-        </w:rPr>
-        <w:t>+</w:t>
-      </w:r>
+        <w:t xml:space="preserve"> </w:t>
+      </w:r>
+      <m:oMath>
+        <m:r>
+          <m:t>N</m:t>
+        </m:r>
+        <m:sSup>
+          <m:e>
+            <m:r>
+              <m:t>a</m:t>
+            </m:r>
+          </m:e>
+          <m:sup>
+            <m:r>
+              <m:rPr>
+                <m:sty m:val="p"/>
+              </m:rPr>
+              <m:t>+</m:t>
+            </m:r>
+          </m:sup>
+        </m:sSup>
+      </m:oMath>
       <w:r>
         <w:rPr>
           <w:rFonts w:ascii="Times New Roman" w:hAnsi="Times New Roman" w:eastAsia="Times New Roman" w:cs="Times New Roman"/>
@@ -12315,15 +12370,28 @@
         <w:rPr>
           <w:rFonts w:ascii="Times New Roman" w:hAnsi="Times New Roman" w:eastAsia="Times New Roman" w:cs="Times New Roman"/>
         </w:rPr>
-        <w:t xml:space="preserve"> Na</w:t>
-      </w:r>
-      <w:r>
-        <w:rPr>
-          <w:rFonts w:ascii="Times New Roman" w:hAnsi="Times New Roman" w:eastAsia="Times New Roman" w:cs="Times New Roman"/>
-          <w:vertAlign w:val="superscript"/>
-        </w:rPr>
-        <w:t>+</w:t>
-      </w:r>
+        <w:t xml:space="preserve"> </w:t>
+      </w:r>
+      <m:oMath>
+        <m:r>
+          <m:t>N</m:t>
+        </m:r>
+        <m:sSup>
+          <m:e>
+            <m:r>
+              <m:t>a</m:t>
+            </m:r>
+          </m:e>
+          <m:sup>
+            <m:r>
+              <m:rPr>
+                <m:sty m:val="p"/>
+              </m:rPr>
+              <m:t>+</m:t>
+            </m:r>
+          </m:sup>
+        </m:sSup>
+      </m:oMath>
       <w:r>
         <w:rPr>
           <w:rFonts w:ascii="Times New Roman" w:hAnsi="Times New Roman" w:eastAsia="Times New Roman" w:cs="Times New Roman"/>
@@ -13601,12 +13669,63 @@
         </w:rPr>
         <w:t xml:space="preserve"> </w:t>
       </w:r>
-      <w:r>
-        <w:rPr>
-          <w:rFonts w:ascii="Times New Roman" w:hAnsi="Times New Roman" w:eastAsia="Times New Roman" w:cs="Times New Roman"/>
-        </w:rPr>
-        <w:t xml:space="preserve">${ \sf C } _ { 1 1 } { \sf H } _ { 1 0 } 0 )$</w:t>
-      </w:r>
+      <m:oMath>
+        <m:oMathPr>
+          <m:ctrlPr>
+            <w:rPr>
+              <w:sz w:val="28"/>
+              <w:szCs w:val="28"/>
+            </w:rPr>
+          </m:ctrlPr>
+        </m:oMathPr>
+        <m:sSub>
+          <m:e>
+            <m:r>
+              <m:rPr>
+                <m:scr m:val="sans-serif"/>
+                <m:sty m:val="p"/>
+              </m:rPr>
+              <m:t>C</m:t>
+            </m:r>
+          </m:e>
+          <m:sub>
+            <m:r>
+              <m:t>1</m:t>
+            </m:r>
+            <m:r>
+              <m:t>1</m:t>
+            </m:r>
+          </m:sub>
+        </m:sSub>
+        <m:sSub>
+          <m:e>
+            <m:r>
+              <m:rPr>
+                <m:scr m:val="sans-serif"/>
+                <m:sty m:val="p"/>
+              </m:rPr>
+              <m:t>H</m:t>
+            </m:r>
+          </m:e>
+          <m:sub>
+            <m:r>
+              <m:t>1</m:t>
+            </m:r>
+            <m:r>
+              <m:t>0</m:t>
+            </m:r>
+          </m:sub>
+        </m:sSub>
+        <m:r>
+          <m:t>0</m:t>
+        </m:r>
+        <m:r>
+          <m:rPr>
+            <m:sty m:val="p"/>
+          </m:rPr>
+          <m:t>)</m:t>
+        </m:r>
+      </m:oMath>
       <w:r>
         <w:rPr>
           <w:rFonts w:ascii="Times New Roman" w:hAnsi="Times New Roman" w:eastAsia="Times New Roman" w:cs="Times New Roman"/>
@@ -23628,7 +23747,7 @@
     <ns0:name ns0:val="Verbatim Char"/>
     <ns0:basedOn ns0:val="BodyTextChar"/>
     <ns0:rPr>
-      <ns0:rFonts ns0:ascii="Times New Roman" ns0:cs="Times New Roman" ns0:eastAsia="FangSong" ns0:hAnsi="Times New Roman"/>
+      <ns0:rFonts ns0:ascii="SimSun" ns0:cs="SimSun" ns0:eastAsia="SimSun" ns0:hAnsi="SimSun"/>
       <ns0:b ns0:val="0"/>
       <ns0:sz ns0:val="20"/>
     </ns0:rPr>
@@ -23682,7 +23801,7 @@
       <w:wordWrap w:val="off"/>
     </w:pPr>
     <ns0:rPr>
-      <w:rFonts ns0:ascii="Times New Roman" ns0:hAnsi="Times New Roman" ns0:eastAsia="FangSong" ns0:cs="Times New Roman"/>
+      <w:rFonts ns0:ascii="SimSun" ns0:hAnsi="SimSun" ns0:eastAsia="SimSun" ns0:cs="SimSun"/>
     </ns0:rPr>
   </w:style>
   <w:style w:type="character" w:customStyle="1" w:styleId="KeywordTok">

--- a/00-首页/题组Word/综合模拟卷/综合模拟卷V-教师版.docx
+++ b/00-首页/题组Word/综合模拟卷/综合模拟卷V-教师版.docx
@@ -13682,7 +13682,6 @@
           <m:e>
             <m:r>
               <m:rPr>
-                <m:scr m:val="sans-serif"/>
                 <m:sty m:val="p"/>
               </m:rPr>
               <m:t>C</m:t>
@@ -13690,10 +13689,10 @@
           </m:e>
           <m:sub>
             <m:r>
-              <m:t>1</m:t>
-            </m:r>
-            <m:r>
-              <m:t>1</m:t>
+              <m:rPr>
+                <m:sty m:val="p"/>
+              </m:rPr>
+              <m:t>11</m:t>
             </m:r>
           </m:sub>
         </m:sSub>
@@ -13701,7 +13700,6 @@
           <m:e>
             <m:r>
               <m:rPr>
-                <m:scr m:val="sans-serif"/>
                 <m:sty m:val="p"/>
               </m:rPr>
               <m:t>H</m:t>
@@ -13709,29 +13707,20 @@
           </m:e>
           <m:sub>
             <m:r>
-              <m:t>1</m:t>
-            </m:r>
-            <m:r>
-              <m:t>0</m:t>
+              <m:rPr>
+                <m:sty m:val="p"/>
+              </m:rPr>
+              <m:t>10</m:t>
             </m:r>
           </m:sub>
         </m:sSub>
         <m:r>
-          <m:t>0</m:t>
-        </m:r>
-        <m:r>
           <m:rPr>
             <m:sty m:val="p"/>
           </m:rPr>
-          <m:t>)</m:t>
+          <m:t>O</m:t>
         </m:r>
       </m:oMath>
-      <w:r>
-        <w:rPr>
-          <w:rFonts w:ascii="Times New Roman" w:hAnsi="Times New Roman" w:eastAsia="Times New Roman" w:cs="Times New Roman"/>
-        </w:rPr>
-        <w:t xml:space="preserve"> </w:t>
-      </w:r>
       <w:r>
         <w:rPr>
           <w:rFonts w:hint="eastAsia" w:ascii="Times New Roman" w:hAnsi="Times New Roman" w:eastAsia="Times New Roman" w:cs="Times New Roman"/>
@@ -13781,7 +13770,6 @@
           <m:e>
             <m:r>
               <m:rPr>
-                <m:scr m:val="sans-serif"/>
                 <m:sty m:val="p"/>
               </m:rPr>
               <m:t>C</m:t>
@@ -13789,10 +13777,10 @@
           </m:e>
           <m:sub>
             <m:r>
-              <m:t>2</m:t>
-            </m:r>
-            <m:r>
-              <m:t>1</m:t>
+              <m:rPr>
+                <m:sty m:val="p"/>
+              </m:rPr>
+              <m:t>21</m:t>
             </m:r>
           </m:sub>
         </m:sSub>
@@ -13800,7 +13788,6 @@
           <m:e>
             <m:r>
               <m:rPr>
-                <m:scr m:val="sans-serif"/>
                 <m:sty m:val="p"/>
               </m:rPr>
               <m:t>H</m:t>
@@ -13808,10 +13795,10 @@
           </m:e>
           <m:sub>
             <m:r>
-              <m:t>2</m:t>
-            </m:r>
-            <m:r>
-              <m:t>5</m:t>
+              <m:rPr>
+                <m:sty m:val="p"/>
+              </m:rPr>
+              <m:t>25</m:t>
             </m:r>
           </m:sub>
         </m:sSub>
@@ -13819,7 +13806,6 @@
           <m:e>
             <m:r>
               <m:rPr>
-                <m:scr m:val="sans-serif"/>
                 <m:sty m:val="p"/>
               </m:rPr>
               <m:t>N</m:t>
@@ -13827,6 +13813,9 @@
           </m:e>
           <m:sub>
             <m:r>
+              <m:rPr>
+                <m:sty m:val="p"/>
+              </m:rPr>
               <m:t>2</m:t>
             </m:r>
           </m:sub>
@@ -13835,7 +13824,6 @@
           <m:e>
             <m:r>
               <m:rPr>
-                <m:scr m:val="sans-serif"/>
                 <m:sty m:val="p"/>
               </m:rPr>
               <m:t>O</m:t>
@@ -13843,37 +13831,26 @@
           </m:e>
           <m:sub>
             <m:r>
+              <m:rPr>
+                <m:sty m:val="p"/>
+              </m:rPr>
               <m:t>8</m:t>
             </m:r>
           </m:sub>
         </m:sSub>
         <m:r>
           <m:rPr>
-            <m:scr m:val="sans-serif"/>
             <m:sty m:val="p"/>
           </m:rPr>
           <m:t>P</m:t>
         </m:r>
         <m:r>
           <m:rPr>
-            <m:scr m:val="sans-serif"/>
             <m:sty m:val="p"/>
           </m:rPr>
           <m:t>S</m:t>
         </m:r>
-        <m:r>
-          <m:rPr>
-            <m:sty m:val="p"/>
-          </m:rPr>
-          <m:t>)</m:t>
-        </m:r>
       </m:oMath>
-      <w:r>
-        <w:rPr>
-          <w:rFonts w:ascii="Times New Roman" w:hAnsi="Times New Roman" w:eastAsia="Times New Roman" w:cs="Times New Roman"/>
-        </w:rPr>
-        <w:t xml:space="preserve"> </w:t>
-      </w:r>
       <w:r>
         <w:rPr>
           <w:rFonts w:hint="eastAsia" w:ascii="Times New Roman" w:hAnsi="Times New Roman" w:eastAsia="Times New Roman" w:cs="Times New Roman"/>
@@ -14436,17 +14413,7 @@
     </w:p>
     <w:p>
       <w:pPr>
-        <w:spacing w:before="160" w:after="80"/>
-      </w:pPr>
-      <w:r>
-        <w:pict>
-          <v:rect style="width:0;height:1.5pt" o:hralign="center" o:hrstd="t" o:hr="t"/>
-        </w:pict>
-      </w:r>
-    </w:p>
-    <w:p>
-      <w:pPr>
-        <w:pStyle w:val="FirstParagraph"/>
+        <w:pStyle w:val="BodyText"/>
       </w:pPr>
       <w:r>
         <w:rPr>

--- a/00-首页/题组Word/综合模拟卷/综合模拟卷V-教师版.docx
+++ b/00-首页/题组Word/综合模拟卷/综合模拟卷V-教师版.docx
@@ -176,17 +176,58 @@
     <w:p>
       <w:pPr>
         <w:pStyle w:val="BodyText"/>
-      </w:pPr>
-      <w:r>
-        <w:rPr>
-          <w:rFonts w:ascii="Times New Roman" w:hAnsi="Times New Roman" w:eastAsia="Times New Roman" w:cs="Times New Roman"/>
-        </w:rPr>
-        <w:t xml:space="preserve">A. Na B. Li C. Be D. Mg</w:t>
+        <w:ind w:left="480" w:hanging="480"/>
+        <w:spacing w:after="0"/>
+      </w:pPr>
+      <w:r>
+        <w:rPr>
+          <w:rFonts w:ascii="Times New Roman" w:hAnsi="Times New Roman" w:eastAsia="Times New Roman" w:cs="Times New Roman"/>
+        </w:rPr>
+        <w:t xml:space="preserve">A. Na </w:t>
       </w:r>
     </w:p>
     <w:p>
       <w:pPr>
         <w:pStyle w:val="BodyText"/>
+        <w:ind w:left="480" w:hanging="480"/>
+        <w:spacing w:before="0" w:after="0"/>
+      </w:pPr>
+      <w:r>
+        <w:rPr>
+          <w:rFonts w:ascii="Times New Roman" w:hAnsi="Times New Roman" w:eastAsia="Times New Roman" w:cs="Times New Roman"/>
+        </w:rPr>
+        <w:t xml:space="preserve">B. Li </w:t>
+      </w:r>
+    </w:p>
+    <w:p>
+      <w:pPr>
+        <w:pStyle w:val="BodyText"/>
+        <w:ind w:left="480" w:hanging="480"/>
+        <w:spacing w:before="0" w:after="0"/>
+      </w:pPr>
+      <w:r>
+        <w:rPr>
+          <w:rFonts w:ascii="Times New Roman" w:hAnsi="Times New Roman" w:eastAsia="Times New Roman" w:cs="Times New Roman"/>
+        </w:rPr>
+        <w:t xml:space="preserve">C. Be </w:t>
+      </w:r>
+    </w:p>
+    <w:p>
+      <w:pPr>
+        <w:pStyle w:val="BodyText"/>
+        <w:ind w:left="480" w:hanging="480"/>
+        <w:spacing w:before="0" w:after="180"/>
+      </w:pPr>
+      <w:r>
+        <w:rPr>
+          <w:rFonts w:ascii="Times New Roman" w:hAnsi="Times New Roman" w:eastAsia="Times New Roman" w:cs="Times New Roman"/>
+        </w:rPr>
+        <w:t xml:space="preserve">D. Mg</w:t>
+      </w:r>
+    </w:p>
+    <w:p>
+      <w:pPr>
+        <w:pStyle w:val="BodyText"/>
       </w:pPr>
       <w:r>
         <w:rPr>
@@ -234,17 +275,58 @@
     <w:p>
       <w:pPr>
         <w:pStyle w:val="BodyText"/>
-      </w:pPr>
-      <w:r>
-        <w:rPr>
-          <w:rFonts w:ascii="Times New Roman" w:hAnsi="Times New Roman" w:eastAsia="Times New Roman" w:cs="Times New Roman"/>
-        </w:rPr>
-        <w:t xml:space="preserve">A. Be B. Li C. Ba D. Cs</w:t>
+        <w:ind w:left="480" w:hanging="480"/>
+        <w:spacing w:after="0"/>
+      </w:pPr>
+      <w:r>
+        <w:rPr>
+          <w:rFonts w:ascii="Times New Roman" w:hAnsi="Times New Roman" w:eastAsia="Times New Roman" w:cs="Times New Roman"/>
+        </w:rPr>
+        <w:t xml:space="preserve">A. Be </w:t>
       </w:r>
     </w:p>
     <w:p>
       <w:pPr>
         <w:pStyle w:val="BodyText"/>
+        <w:ind w:left="480" w:hanging="480"/>
+        <w:spacing w:before="0" w:after="0"/>
+      </w:pPr>
+      <w:r>
+        <w:rPr>
+          <w:rFonts w:ascii="Times New Roman" w:hAnsi="Times New Roman" w:eastAsia="Times New Roman" w:cs="Times New Roman"/>
+        </w:rPr>
+        <w:t xml:space="preserve">B. Li </w:t>
+      </w:r>
+    </w:p>
+    <w:p>
+      <w:pPr>
+        <w:pStyle w:val="BodyText"/>
+        <w:ind w:left="480" w:hanging="480"/>
+        <w:spacing w:before="0" w:after="0"/>
+      </w:pPr>
+      <w:r>
+        <w:rPr>
+          <w:rFonts w:ascii="Times New Roman" w:hAnsi="Times New Roman" w:eastAsia="Times New Roman" w:cs="Times New Roman"/>
+        </w:rPr>
+        <w:t xml:space="preserve">C. Ba </w:t>
+      </w:r>
+    </w:p>
+    <w:p>
+      <w:pPr>
+        <w:pStyle w:val="BodyText"/>
+        <w:ind w:left="480" w:hanging="480"/>
+        <w:spacing w:before="0" w:after="180"/>
+      </w:pPr>
+      <w:r>
+        <w:rPr>
+          <w:rFonts w:ascii="Times New Roman" w:hAnsi="Times New Roman" w:eastAsia="Times New Roman" w:cs="Times New Roman"/>
+        </w:rPr>
+        <w:t xml:space="preserve">D. Cs</w:t>
+      </w:r>
+    </w:p>
+    <w:p>
+      <w:pPr>
+        <w:pStyle w:val="BodyText"/>
       </w:pPr>
       <w:r>
         <w:rPr>
@@ -280,6 +362,8 @@
     <w:p>
       <w:pPr>
         <w:pStyle w:val="BodyText"/>
+        <w:ind w:left="480" w:hanging="480"/>
+        <w:spacing w:after="0"/>
       </w:pPr>
       <w:r>
         <w:rPr>
@@ -343,6 +427,13 @@
         </w:rPr>
         <w:t xml:space="preserve"> </w:t>
       </w:r>
+    </w:p>
+    <w:p>
+      <w:pPr>
+        <w:pStyle w:val="BodyText"/>
+        <w:ind w:left="480" w:hanging="480"/>
+        <w:spacing w:before="0" w:after="0"/>
+      </w:pPr>
       <w:r>
         <w:rPr>
           <w:rFonts w:ascii="Times New Roman" w:hAnsi="Times New Roman" w:eastAsia="Times New Roman" w:cs="Times New Roman"/>
@@ -393,6 +484,13 @@
         </w:rPr>
         <w:t xml:space="preserve"> </w:t>
       </w:r>
+    </w:p>
+    <w:p>
+      <w:pPr>
+        <w:pStyle w:val="BodyText"/>
+        <w:ind w:left="480" w:hanging="480"/>
+        <w:spacing w:before="0" w:after="0"/>
+      </w:pPr>
       <w:r>
         <w:rPr>
           <w:rFonts w:ascii="Times New Roman" w:hAnsi="Times New Roman" w:eastAsia="Times New Roman" w:cs="Times New Roman"/>
@@ -455,6 +553,13 @@
         </w:rPr>
         <w:t xml:space="preserve"> </w:t>
       </w:r>
+    </w:p>
+    <w:p>
+      <w:pPr>
+        <w:pStyle w:val="BodyText"/>
+        <w:ind w:left="480" w:hanging="480"/>
+        <w:spacing w:before="0" w:after="180"/>
+      </w:pPr>
       <w:r>
         <w:rPr>
           <w:rFonts w:ascii="Times New Roman" w:hAnsi="Times New Roman" w:eastAsia="Times New Roman" w:cs="Times New Roman"/>
@@ -550,12 +655,53 @@
     <w:p>
       <w:pPr>
         <w:pStyle w:val="BodyText"/>
-      </w:pPr>
-      <w:r>
-        <w:rPr>
-          <w:rFonts w:ascii="Times New Roman" w:hAnsi="Times New Roman" w:eastAsia="Times New Roman" w:cs="Times New Roman"/>
-        </w:rPr>
-        <w:t xml:space="preserve">A. Li B. K C. Na D. Cs</w:t>
+        <w:ind w:left="480" w:hanging="480"/>
+        <w:spacing w:after="0"/>
+      </w:pPr>
+      <w:r>
+        <w:rPr>
+          <w:rFonts w:ascii="Times New Roman" w:hAnsi="Times New Roman" w:eastAsia="Times New Roman" w:cs="Times New Roman"/>
+        </w:rPr>
+        <w:t xml:space="preserve">A. Li </w:t>
+      </w:r>
+    </w:p>
+    <w:p>
+      <w:pPr>
+        <w:pStyle w:val="BodyText"/>
+        <w:ind w:left="480" w:hanging="480"/>
+        <w:spacing w:before="0" w:after="0"/>
+      </w:pPr>
+      <w:r>
+        <w:rPr>
+          <w:rFonts w:ascii="Times New Roman" w:hAnsi="Times New Roman" w:eastAsia="Times New Roman" w:cs="Times New Roman"/>
+        </w:rPr>
+        <w:t xml:space="preserve">B. K </w:t>
+      </w:r>
+    </w:p>
+    <w:p>
+      <w:pPr>
+        <w:pStyle w:val="BodyText"/>
+        <w:ind w:left="480" w:hanging="480"/>
+        <w:spacing w:before="0" w:after="0"/>
+      </w:pPr>
+      <w:r>
+        <w:rPr>
+          <w:rFonts w:ascii="Times New Roman" w:hAnsi="Times New Roman" w:eastAsia="Times New Roman" w:cs="Times New Roman"/>
+        </w:rPr>
+        <w:t xml:space="preserve">C. Na </w:t>
+      </w:r>
+    </w:p>
+    <w:p>
+      <w:pPr>
+        <w:pStyle w:val="BodyText"/>
+        <w:ind w:left="480" w:hanging="480"/>
+        <w:spacing w:before="0" w:after="180"/>
+      </w:pPr>
+      <w:r>
+        <w:rPr>
+          <w:rFonts w:ascii="Times New Roman" w:hAnsi="Times New Roman" w:eastAsia="Times New Roman" w:cs="Times New Roman"/>
+        </w:rPr>
+        <w:t xml:space="preserve">D. Cs</w:t>
       </w:r>
     </w:p>
     <w:p>
@@ -7162,7 +7308,7 @@
         </w:rPr>
         <w:drawing>
           <wp:inline>
-            <wp:extent cx="3600000" cy="1004651"/>
+            <wp:extent cx="3600000" cy="956811"/>
             <wp:effectExtent b="0" l="0" r="0" t="0"/>
             <wp:docPr descr="" title="" id="27" name="Picture"/>
             <a:graphic>
@@ -7183,7 +7329,7 @@
                   <pic:spPr bwMode="auto">
                     <a:xfrm>
                       <a:off x="0" y="0"/>
-                      <a:ext cx="3600000" cy="1004651"/>
+                      <a:ext cx="3600000" cy="956811"/>
                     </a:xfrm>
                     <a:prstGeom prst="rect">
                       <a:avLst/>
@@ -7611,7 +7757,7 @@
         </w:rPr>
         <w:drawing>
           <wp:inline>
-            <wp:extent cx="3600000" cy="2684745"/>
+            <wp:extent cx="3600000" cy="2630372"/>
             <wp:effectExtent b="0" l="0" r="0" t="0"/>
             <wp:docPr descr="" title="" id="30" name="Picture"/>
             <a:graphic>
@@ -7632,7 +7778,7 @@
                   <pic:spPr bwMode="auto">
                     <a:xfrm>
                       <a:off x="0" y="0"/>
-                      <a:ext cx="3600000" cy="2684745"/>
+                      <a:ext cx="3600000" cy="2630372"/>
                     </a:xfrm>
                     <a:prstGeom prst="rect">
                       <a:avLst/>
@@ -7758,7 +7904,7 @@
         </w:rPr>
         <w:drawing>
           <wp:inline>
-            <wp:extent cx="3600000" cy="2726975"/>
+            <wp:extent cx="3600000" cy="2677929"/>
             <wp:effectExtent b="0" l="0" r="0" t="0"/>
             <wp:docPr descr="" title="" id="33" name="Picture"/>
             <a:graphic>
@@ -7779,7 +7925,7 @@
                   <pic:spPr bwMode="auto">
                     <a:xfrm>
                       <a:off x="0" y="0"/>
-                      <a:ext cx="3600000" cy="2726975"/>
+                      <a:ext cx="3600000" cy="2677929"/>
                     </a:xfrm>
                     <a:prstGeom prst="rect">
                       <a:avLst/>
@@ -7950,6 +8096,8 @@
     <w:p>
       <w:pPr>
         <w:pStyle w:val="BodyText"/>
+        <w:ind w:left="480" w:hanging="480"/>
+        <w:spacing w:after="0"/>
       </w:pPr>
       <w:r>
         <w:rPr>
@@ -7993,6 +8141,13 @@
         </w:rPr>
         <w:t xml:space="preserve"> </w:t>
       </w:r>
+    </w:p>
+    <w:p>
+      <w:pPr>
+        <w:pStyle w:val="BodyText"/>
+        <w:ind w:left="480" w:hanging="480"/>
+        <w:spacing w:before="0" w:after="0"/>
+      </w:pPr>
       <w:r>
         <w:rPr>
           <w:rFonts w:ascii="Times New Roman" w:hAnsi="Times New Roman" w:eastAsia="Times New Roman" w:cs="Times New Roman"/>
@@ -8009,7 +8164,20 @@
         <w:rPr>
           <w:rFonts w:ascii="Times New Roman" w:hAnsi="Times New Roman" w:eastAsia="Times New Roman" w:cs="Times New Roman"/>
         </w:rPr>
-        <w:t xml:space="preserve">　B. </w:t>
+        <w:t xml:space="preserve">　</w:t>
+      </w:r>
+    </w:p>
+    <w:p>
+      <w:pPr>
+        <w:pStyle w:val="BodyText"/>
+        <w:ind w:left="480" w:hanging="480"/>
+        <w:spacing w:before="0" w:after="0"/>
+      </w:pPr>
+      <w:r>
+        <w:rPr>
+          <w:rFonts w:ascii="Times New Roman" w:hAnsi="Times New Roman" w:eastAsia="Times New Roman" w:cs="Times New Roman"/>
+        </w:rPr>
+        <w:t xml:space="preserve">B. </w:t>
       </w:r>
       <w:r>
         <w:rPr>
@@ -8021,7 +8189,20 @@
         <w:rPr>
           <w:rFonts w:ascii="Times New Roman" w:hAnsi="Times New Roman" w:eastAsia="Times New Roman" w:cs="Times New Roman"/>
         </w:rPr>
-        <w:t xml:space="preserve">　C. </w:t>
+        <w:t xml:space="preserve">　</w:t>
+      </w:r>
+    </w:p>
+    <w:p>
+      <w:pPr>
+        <w:pStyle w:val="BodyText"/>
+        <w:ind w:left="480" w:hanging="480"/>
+        <w:spacing w:before="0" w:after="0"/>
+      </w:pPr>
+      <w:r>
+        <w:rPr>
+          <w:rFonts w:ascii="Times New Roman" w:hAnsi="Times New Roman" w:eastAsia="Times New Roman" w:cs="Times New Roman"/>
+        </w:rPr>
+        <w:t xml:space="preserve">C. </w:t>
       </w:r>
       <w:r>
         <w:rPr>
@@ -8033,7 +8214,20 @@
         <w:rPr>
           <w:rFonts w:ascii="Times New Roman" w:hAnsi="Times New Roman" w:eastAsia="Times New Roman" w:cs="Times New Roman"/>
         </w:rPr>
-        <w:t xml:space="preserve">　D. π </w:t>
+        <w:t xml:space="preserve">　</w:t>
+      </w:r>
+    </w:p>
+    <w:p>
+      <w:pPr>
+        <w:pStyle w:val="BodyText"/>
+        <w:ind w:left="480" w:hanging="480"/>
+        <w:spacing w:before="0" w:after="180"/>
+      </w:pPr>
+      <w:r>
+        <w:rPr>
+          <w:rFonts w:ascii="Times New Roman" w:hAnsi="Times New Roman" w:eastAsia="Times New Roman" w:cs="Times New Roman"/>
+        </w:rPr>
+        <w:t xml:space="preserve">D. π </w:t>
       </w:r>
       <w:r>
         <w:rPr>
@@ -10372,7 +10566,7 @@
         </w:rPr>
         <w:drawing>
           <wp:inline>
-            <wp:extent cx="2095500" cy="5930900"/>
+            <wp:extent cx="2095500" cy="5905500"/>
             <wp:effectExtent b="0" l="0" r="0" t="0"/>
             <wp:docPr descr="" title="" id="41" name="Picture"/>
             <a:graphic>
@@ -10393,7 +10587,7 @@
                   <pic:spPr bwMode="auto">
                     <a:xfrm>
                       <a:off x="0" y="0"/>
-                      <a:ext cx="2095500" cy="5930900"/>
+                      <a:ext cx="2095500" cy="5905500"/>
                     </a:xfrm>
                     <a:prstGeom prst="rect">
                       <a:avLst/>
@@ -13135,7 +13329,7 @@
         </w:rPr>
         <w:drawing>
           <wp:inline>
-            <wp:extent cx="2692400" cy="1739900"/>
+            <wp:extent cx="2692400" cy="1651859"/>
             <wp:effectExtent b="0" l="0" r="0" t="0"/>
             <wp:docPr descr="" title="" id="49" name="Picture"/>
             <a:graphic>
@@ -13156,7 +13350,7 @@
                   <pic:spPr bwMode="auto">
                     <a:xfrm>
                       <a:off x="0" y="0"/>
-                      <a:ext cx="2692400" cy="1739900"/>
+                      <a:ext cx="2692400" cy="1651859"/>
                     </a:xfrm>
                     <a:prstGeom prst="rect">
                       <a:avLst/>
@@ -13187,7 +13381,7 @@
         </w:rPr>
         <w:drawing>
           <wp:inline>
-            <wp:extent cx="2717800" cy="1739900"/>
+            <wp:extent cx="2717800" cy="1680572"/>
             <wp:effectExtent b="0" l="0" r="0" t="0"/>
             <wp:docPr descr="" title="" id="52" name="Picture"/>
             <a:graphic>
@@ -13208,7 +13402,7 @@
                   <pic:spPr bwMode="auto">
                     <a:xfrm>
                       <a:off x="0" y="0"/>
-                      <a:ext cx="2717800" cy="1739900"/>
+                      <a:ext cx="2717800" cy="1680572"/>
                     </a:xfrm>
                     <a:prstGeom prst="rect">
                       <a:avLst/>
@@ -13443,7 +13637,7 @@
         </w:rPr>
         <w:drawing>
           <wp:inline>
-            <wp:extent cx="2057400" cy="2374900"/>
+            <wp:extent cx="2057400" cy="2288858"/>
             <wp:effectExtent b="0" l="0" r="0" t="0"/>
             <wp:docPr descr="" title="" id="58" name="Picture"/>
             <a:graphic>
@@ -13464,7 +13658,7 @@
                   <pic:spPr bwMode="auto">
                     <a:xfrm>
                       <a:off x="0" y="0"/>
-                      <a:ext cx="2057400" cy="2374900"/>
+                      <a:ext cx="2057400" cy="2288858"/>
                     </a:xfrm>
                     <a:prstGeom prst="rect">
                       <a:avLst/>

--- a/00-首页/题组Word/综合模拟卷/综合模拟卷V-教师版.docx
+++ b/00-首页/题组Word/综合模拟卷/综合模拟卷V-教师版.docx
@@ -176,8 +176,8 @@
     <w:p>
       <w:pPr>
         <w:pStyle w:val="BodyText"/>
+        <w:spacing w:before="0" w:after="0"/>
         <w:ind w:left="480" w:hanging="480"/>
-        <w:spacing w:after="0"/>
       </w:pPr>
       <w:r>
         <w:rPr>
@@ -189,8 +189,107 @@
     <w:p>
       <w:pPr>
         <w:pStyle w:val="BodyText"/>
+        <w:spacing w:before="0" w:after="0"/>
         <w:ind w:left="480" w:hanging="480"/>
+      </w:pPr>
+      <w:r>
+        <w:rPr>
+          <w:rFonts w:ascii="Times New Roman" w:hAnsi="Times New Roman" w:eastAsia="Times New Roman" w:cs="Times New Roman"/>
+        </w:rPr>
+        <w:t xml:space="preserve">B. Li </w:t>
+      </w:r>
+    </w:p>
+    <w:p>
+      <w:pPr>
+        <w:pStyle w:val="BodyText"/>
         <w:spacing w:before="0" w:after="0"/>
+        <w:ind w:left="480" w:hanging="480"/>
+      </w:pPr>
+      <w:r>
+        <w:rPr>
+          <w:rFonts w:ascii="Times New Roman" w:hAnsi="Times New Roman" w:eastAsia="Times New Roman" w:cs="Times New Roman"/>
+        </w:rPr>
+        <w:t xml:space="preserve">C. Be </w:t>
+      </w:r>
+    </w:p>
+    <w:p>
+      <w:pPr>
+        <w:pStyle w:val="BodyText"/>
+        <w:spacing w:before="0" w:after="0"/>
+        <w:ind w:left="480" w:hanging="480"/>
+      </w:pPr>
+      <w:r>
+        <w:rPr>
+          <w:rFonts w:ascii="Times New Roman" w:hAnsi="Times New Roman" w:eastAsia="Times New Roman" w:cs="Times New Roman"/>
+        </w:rPr>
+        <w:t xml:space="preserve">D. Mg</w:t>
+      </w:r>
+    </w:p>
+    <w:p>
+      <w:pPr>
+        <w:pStyle w:val="BodyText"/>
+      </w:pPr>
+      <w:r>
+        <w:rPr>
+          <w:rFonts w:ascii="Times New Roman" w:hAnsi="Times New Roman" w:eastAsia="Times New Roman" w:cs="Times New Roman"/>
+        </w:rPr>
+        <w:t xml:space="preserve">2-2 </w:t>
+      </w:r>
+      <w:r>
+        <w:rPr>
+          <w:rFonts w:hint="eastAsia" w:ascii="Times New Roman" w:hAnsi="Times New Roman" w:eastAsia="FangSong" w:cs="Times New Roman"/>
+        </w:rPr>
+        <w:t>下列元素中形成化合物时</w:t>
+      </w:r>
+      <w:r>
+        <w:rPr>
+          <w:rFonts w:hint="eastAsia" w:ascii="Times New Roman" w:hAnsi="Times New Roman" w:eastAsia="Times New Roman" w:cs="Times New Roman"/>
+        </w:rPr>
+        <w:t>，</w:t>
+      </w:r>
+      <w:r>
+        <w:rPr>
+          <w:rFonts w:hint="eastAsia" w:ascii="Times New Roman" w:hAnsi="Times New Roman" w:eastAsia="FangSong" w:cs="Times New Roman"/>
+        </w:rPr>
+        <w:t>共价倾向最小的是</w:t>
+      </w:r>
+      <w:r>
+        <w:rPr>
+          <w:rFonts w:hint="eastAsia" w:ascii="Times New Roman" w:hAnsi="Times New Roman" w:eastAsia="Times New Roman" w:cs="Times New Roman"/>
+        </w:rPr>
+        <w:t>（</w:t>
+      </w:r>
+      <w:r>
+        <w:rPr>
+          <w:rFonts w:ascii="Times New Roman" w:hAnsi="Times New Roman" w:eastAsia="Times New Roman" w:cs="Times New Roman"/>
+        </w:rPr>
+        <w:t xml:space="preserve"> </w:t>
+      </w:r>
+      <w:r>
+        <w:rPr>
+          <w:rFonts w:hint="eastAsia" w:ascii="Times New Roman" w:hAnsi="Times New Roman" w:eastAsia="Times New Roman" w:cs="Times New Roman"/>
+        </w:rPr>
+        <w:t xml:space="preserve">）。</w:t>
+      </w:r>
+    </w:p>
+    <w:p>
+      <w:pPr>
+        <w:pStyle w:val="BodyText"/>
+        <w:spacing w:before="0" w:after="0"/>
+        <w:ind w:left="480" w:hanging="480"/>
+      </w:pPr>
+      <w:r>
+        <w:rPr>
+          <w:rFonts w:ascii="Times New Roman" w:hAnsi="Times New Roman" w:eastAsia="Times New Roman" w:cs="Times New Roman"/>
+        </w:rPr>
+        <w:t xml:space="preserve">A. Be </w:t>
+      </w:r>
+    </w:p>
+    <w:p>
+      <w:pPr>
+        <w:pStyle w:val="BodyText"/>
+        <w:spacing w:before="0" w:after="0"/>
+        <w:ind w:left="480" w:hanging="480"/>
       </w:pPr>
       <w:r>
         <w:rPr>
@@ -202,168 +301,69 @@
     <w:p>
       <w:pPr>
         <w:pStyle w:val="BodyText"/>
+        <w:spacing w:before="0" w:after="0"/>
         <w:ind w:left="480" w:hanging="480"/>
+      </w:pPr>
+      <w:r>
+        <w:rPr>
+          <w:rFonts w:ascii="Times New Roman" w:hAnsi="Times New Roman" w:eastAsia="Times New Roman" w:cs="Times New Roman"/>
+        </w:rPr>
+        <w:t xml:space="preserve">C. Ba </w:t>
+      </w:r>
+    </w:p>
+    <w:p>
+      <w:pPr>
+        <w:pStyle w:val="BodyText"/>
         <w:spacing w:before="0" w:after="0"/>
-      </w:pPr>
-      <w:r>
-        <w:rPr>
-          <w:rFonts w:ascii="Times New Roman" w:hAnsi="Times New Roman" w:eastAsia="Times New Roman" w:cs="Times New Roman"/>
-        </w:rPr>
-        <w:t xml:space="preserve">C. Be </w:t>
+        <w:ind w:left="480" w:hanging="480"/>
+      </w:pPr>
+      <w:r>
+        <w:rPr>
+          <w:rFonts w:ascii="Times New Roman" w:hAnsi="Times New Roman" w:eastAsia="Times New Roman" w:cs="Times New Roman"/>
+        </w:rPr>
+        <w:t xml:space="preserve">D. Cs</w:t>
       </w:r>
     </w:p>
     <w:p>
       <w:pPr>
         <w:pStyle w:val="BodyText"/>
+      </w:pPr>
+      <w:r>
+        <w:rPr>
+          <w:rFonts w:ascii="Times New Roman" w:hAnsi="Times New Roman" w:eastAsia="Times New Roman" w:cs="Times New Roman"/>
+        </w:rPr>
+        <w:t xml:space="preserve">2-3 </w:t>
+      </w:r>
+      <w:r>
+        <w:rPr>
+          <w:rFonts w:hint="eastAsia" w:ascii="Times New Roman" w:hAnsi="Times New Roman" w:eastAsia="FangSong" w:cs="Times New Roman"/>
+        </w:rPr>
+        <w:t>下列过氧化物中至今尚未发现的是</w:t>
+      </w:r>
+      <w:r>
+        <w:rPr>
+          <w:rFonts w:hint="eastAsia" w:ascii="Times New Roman" w:hAnsi="Times New Roman" w:eastAsia="Times New Roman" w:cs="Times New Roman"/>
+        </w:rPr>
+        <w:t>（</w:t>
+      </w:r>
+      <w:r>
+        <w:rPr>
+          <w:rFonts w:ascii="Times New Roman" w:hAnsi="Times New Roman" w:eastAsia="Times New Roman" w:cs="Times New Roman"/>
+        </w:rPr>
+        <w:t xml:space="preserve"> </w:t>
+      </w:r>
+      <w:r>
+        <w:rPr>
+          <w:rFonts w:hint="eastAsia" w:ascii="Times New Roman" w:hAnsi="Times New Roman" w:eastAsia="Times New Roman" w:cs="Times New Roman"/>
+        </w:rPr>
+        <w:t xml:space="preserve">）。</w:t>
+      </w:r>
+    </w:p>
+    <w:p>
+      <w:pPr>
+        <w:pStyle w:val="BodyText"/>
+        <w:spacing w:before="0" w:after="0"/>
         <w:ind w:left="480" w:hanging="480"/>
-        <w:spacing w:before="0" w:after="180"/>
-      </w:pPr>
-      <w:r>
-        <w:rPr>
-          <w:rFonts w:ascii="Times New Roman" w:hAnsi="Times New Roman" w:eastAsia="Times New Roman" w:cs="Times New Roman"/>
-        </w:rPr>
-        <w:t xml:space="preserve">D. Mg</w:t>
-      </w:r>
-    </w:p>
-    <w:p>
-      <w:pPr>
-        <w:pStyle w:val="BodyText"/>
-      </w:pPr>
-      <w:r>
-        <w:rPr>
-          <w:rFonts w:ascii="Times New Roman" w:hAnsi="Times New Roman" w:eastAsia="Times New Roman" w:cs="Times New Roman"/>
-        </w:rPr>
-        <w:t xml:space="preserve">2-2 </w:t>
-      </w:r>
-      <w:r>
-        <w:rPr>
-          <w:rFonts w:hint="eastAsia" w:ascii="Times New Roman" w:hAnsi="Times New Roman" w:eastAsia="FangSong" w:cs="Times New Roman"/>
-        </w:rPr>
-        <w:t>下列元素中形成化合物时</w:t>
-      </w:r>
-      <w:r>
-        <w:rPr>
-          <w:rFonts w:hint="eastAsia" w:ascii="Times New Roman" w:hAnsi="Times New Roman" w:eastAsia="Times New Roman" w:cs="Times New Roman"/>
-        </w:rPr>
-        <w:t>，</w:t>
-      </w:r>
-      <w:r>
-        <w:rPr>
-          <w:rFonts w:hint="eastAsia" w:ascii="Times New Roman" w:hAnsi="Times New Roman" w:eastAsia="FangSong" w:cs="Times New Roman"/>
-        </w:rPr>
-        <w:t>共价倾向最小的是</w:t>
-      </w:r>
-      <w:r>
-        <w:rPr>
-          <w:rFonts w:hint="eastAsia" w:ascii="Times New Roman" w:hAnsi="Times New Roman" w:eastAsia="Times New Roman" w:cs="Times New Roman"/>
-        </w:rPr>
-        <w:t>（</w:t>
-      </w:r>
-      <w:r>
-        <w:rPr>
-          <w:rFonts w:ascii="Times New Roman" w:hAnsi="Times New Roman" w:eastAsia="Times New Roman" w:cs="Times New Roman"/>
-        </w:rPr>
-        <w:t xml:space="preserve"> </w:t>
-      </w:r>
-      <w:r>
-        <w:rPr>
-          <w:rFonts w:hint="eastAsia" w:ascii="Times New Roman" w:hAnsi="Times New Roman" w:eastAsia="Times New Roman" w:cs="Times New Roman"/>
-        </w:rPr>
-        <w:t xml:space="preserve">）。</w:t>
-      </w:r>
-    </w:p>
-    <w:p>
-      <w:pPr>
-        <w:pStyle w:val="BodyText"/>
-        <w:ind w:left="480" w:hanging="480"/>
-        <w:spacing w:after="0"/>
-      </w:pPr>
-      <w:r>
-        <w:rPr>
-          <w:rFonts w:ascii="Times New Roman" w:hAnsi="Times New Roman" w:eastAsia="Times New Roman" w:cs="Times New Roman"/>
-        </w:rPr>
-        <w:t xml:space="preserve">A. Be </w:t>
-      </w:r>
-    </w:p>
-    <w:p>
-      <w:pPr>
-        <w:pStyle w:val="BodyText"/>
-        <w:ind w:left="480" w:hanging="480"/>
-        <w:spacing w:before="0" w:after="0"/>
-      </w:pPr>
-      <w:r>
-        <w:rPr>
-          <w:rFonts w:ascii="Times New Roman" w:hAnsi="Times New Roman" w:eastAsia="Times New Roman" w:cs="Times New Roman"/>
-        </w:rPr>
-        <w:t xml:space="preserve">B. Li </w:t>
-      </w:r>
-    </w:p>
-    <w:p>
-      <w:pPr>
-        <w:pStyle w:val="BodyText"/>
-        <w:ind w:left="480" w:hanging="480"/>
-        <w:spacing w:before="0" w:after="0"/>
-      </w:pPr>
-      <w:r>
-        <w:rPr>
-          <w:rFonts w:ascii="Times New Roman" w:hAnsi="Times New Roman" w:eastAsia="Times New Roman" w:cs="Times New Roman"/>
-        </w:rPr>
-        <w:t xml:space="preserve">C. Ba </w:t>
-      </w:r>
-    </w:p>
-    <w:p>
-      <w:pPr>
-        <w:pStyle w:val="BodyText"/>
-        <w:ind w:left="480" w:hanging="480"/>
-        <w:spacing w:before="0" w:after="180"/>
-      </w:pPr>
-      <w:r>
-        <w:rPr>
-          <w:rFonts w:ascii="Times New Roman" w:hAnsi="Times New Roman" w:eastAsia="Times New Roman" w:cs="Times New Roman"/>
-        </w:rPr>
-        <w:t xml:space="preserve">D. Cs</w:t>
-      </w:r>
-    </w:p>
-    <w:p>
-      <w:pPr>
-        <w:pStyle w:val="BodyText"/>
-      </w:pPr>
-      <w:r>
-        <w:rPr>
-          <w:rFonts w:ascii="Times New Roman" w:hAnsi="Times New Roman" w:eastAsia="Times New Roman" w:cs="Times New Roman"/>
-        </w:rPr>
-        <w:t xml:space="preserve">2-3 </w:t>
-      </w:r>
-      <w:r>
-        <w:rPr>
-          <w:rFonts w:hint="eastAsia" w:ascii="Times New Roman" w:hAnsi="Times New Roman" w:eastAsia="FangSong" w:cs="Times New Roman"/>
-        </w:rPr>
-        <w:t>下列过氧化物中至今尚未发现的是</w:t>
-      </w:r>
-      <w:r>
-        <w:rPr>
-          <w:rFonts w:hint="eastAsia" w:ascii="Times New Roman" w:hAnsi="Times New Roman" w:eastAsia="Times New Roman" w:cs="Times New Roman"/>
-        </w:rPr>
-        <w:t>（</w:t>
-      </w:r>
-      <w:r>
-        <w:rPr>
-          <w:rFonts w:ascii="Times New Roman" w:hAnsi="Times New Roman" w:eastAsia="Times New Roman" w:cs="Times New Roman"/>
-        </w:rPr>
-        <w:t xml:space="preserve"> </w:t>
-      </w:r>
-      <w:r>
-        <w:rPr>
-          <w:rFonts w:hint="eastAsia" w:ascii="Times New Roman" w:hAnsi="Times New Roman" w:eastAsia="Times New Roman" w:cs="Times New Roman"/>
-        </w:rPr>
-        <w:t xml:space="preserve">）。</w:t>
-      </w:r>
-    </w:p>
-    <w:p>
-      <w:pPr>
-        <w:pStyle w:val="BodyText"/>
-        <w:ind w:left="480" w:hanging="480"/>
-        <w:spacing w:after="0"/>
       </w:pPr>
       <w:r>
         <w:rPr>
@@ -431,8 +431,8 @@
     <w:p>
       <w:pPr>
         <w:pStyle w:val="BodyText"/>
+        <w:spacing w:before="0" w:after="0"/>
         <w:ind w:left="480" w:hanging="480"/>
-        <w:spacing w:before="0" w:after="0"/>
       </w:pPr>
       <w:r>
         <w:rPr>
@@ -488,8 +488,8 @@
     <w:p>
       <w:pPr>
         <w:pStyle w:val="BodyText"/>
+        <w:spacing w:before="0" w:after="0"/>
         <w:ind w:left="480" w:hanging="480"/>
-        <w:spacing w:before="0" w:after="0"/>
       </w:pPr>
       <w:r>
         <w:rPr>
@@ -557,8 +557,8 @@
     <w:p>
       <w:pPr>
         <w:pStyle w:val="BodyText"/>
+        <w:spacing w:before="0" w:after="0"/>
         <w:ind w:left="480" w:hanging="480"/>
-        <w:spacing w:before="0" w:after="180"/>
       </w:pPr>
       <w:r>
         <w:rPr>
@@ -655,8 +655,8 @@
     <w:p>
       <w:pPr>
         <w:pStyle w:val="BodyText"/>
+        <w:spacing w:before="0" w:after="0"/>
         <w:ind w:left="480" w:hanging="480"/>
-        <w:spacing w:after="0"/>
       </w:pPr>
       <w:r>
         <w:rPr>
@@ -668,34 +668,34 @@
     <w:p>
       <w:pPr>
         <w:pStyle w:val="BodyText"/>
+        <w:spacing w:before="0" w:after="0"/>
         <w:ind w:left="480" w:hanging="480"/>
+      </w:pPr>
+      <w:r>
+        <w:rPr>
+          <w:rFonts w:ascii="Times New Roman" w:hAnsi="Times New Roman" w:eastAsia="Times New Roman" w:cs="Times New Roman"/>
+        </w:rPr>
+        <w:t xml:space="preserve">B. K </w:t>
+      </w:r>
+    </w:p>
+    <w:p>
+      <w:pPr>
+        <w:pStyle w:val="BodyText"/>
         <w:spacing w:before="0" w:after="0"/>
-      </w:pPr>
-      <w:r>
-        <w:rPr>
-          <w:rFonts w:ascii="Times New Roman" w:hAnsi="Times New Roman" w:eastAsia="Times New Roman" w:cs="Times New Roman"/>
-        </w:rPr>
-        <w:t xml:space="preserve">B. K </w:t>
+        <w:ind w:left="480" w:hanging="480"/>
+      </w:pPr>
+      <w:r>
+        <w:rPr>
+          <w:rFonts w:ascii="Times New Roman" w:hAnsi="Times New Roman" w:eastAsia="Times New Roman" w:cs="Times New Roman"/>
+        </w:rPr>
+        <w:t xml:space="preserve">C. Na </w:t>
       </w:r>
     </w:p>
     <w:p>
       <w:pPr>
         <w:pStyle w:val="BodyText"/>
+        <w:spacing w:before="0" w:after="0"/>
         <w:ind w:left="480" w:hanging="480"/>
-        <w:spacing w:before="0" w:after="0"/>
-      </w:pPr>
-      <w:r>
-        <w:rPr>
-          <w:rFonts w:ascii="Times New Roman" w:hAnsi="Times New Roman" w:eastAsia="Times New Roman" w:cs="Times New Roman"/>
-        </w:rPr>
-        <w:t xml:space="preserve">C. Na </w:t>
-      </w:r>
-    </w:p>
-    <w:p>
-      <w:pPr>
-        <w:pStyle w:val="BodyText"/>
-        <w:ind w:left="480" w:hanging="480"/>
-        <w:spacing w:before="0" w:after="180"/>
       </w:pPr>
       <w:r>
         <w:rPr>
@@ -750,6 +750,14 @@
         <w:tblStyle w:val="Table"/>
         <w:tblW w:type="pct" w:w="5000"/>
         <w:tblLayout w:type="fixed"/>
+        <w:tblBorders>
+          <w:top w:val="single" w:sz="12" w:space="0" w:color="000000"/>
+          <w:left w:val="none" w:sz="0" w:space="0" w:color="auto"/>
+          <w:bottom w:val="single" w:sz="12" w:space="0" w:color="000000"/>
+          <w:right w:val="none" w:sz="0" w:space="0" w:color="auto"/>
+          <w:insideH w:val="none" w:sz="0" w:space="0" w:color="auto"/>
+          <w:insideV w:val="none" w:sz="0" w:space="0" w:color="auto"/>
+        </w:tblBorders>
         <w:tblLook w:firstRow="1" w:lastRow="0" w:firstColumn="0" w:lastColumn="0" w:noHBand="0" w:noVBand="0" w:val="0020"/>
       </w:tblPr>
       <w:tblGrid>
@@ -761,7 +769,11 @@
           <w:tblHeader w:val="on"/>
         </w:trPr>
         <w:tc>
-          <w:tcPr/>
+          <w:tcPr>
+            <w:tcBorders>
+              <w:bottom w:val="single" w:sz="8" w:space="0" w:color="000000"/>
+            </w:tcBorders>
+          </w:tcPr>
           <w:p>
             <w:pPr>
               <w:pStyle w:val="Compact"/>
@@ -777,7 +789,11 @@
           </w:p>
         </w:tc>
         <w:tc>
-          <w:tcPr/>
+          <w:tcPr>
+            <w:tcBorders>
+              <w:bottom w:val="single" w:sz="8" w:space="0" w:color="000000"/>
+            </w:tcBorders>
+          </w:tcPr>
           <w:p>
             <w:pPr>
               <w:pStyle w:val="Compact"/>
@@ -1525,6 +1541,14 @@
         <w:tblStyle w:val="Table"/>
         <w:tblW w:type="pct" w:w="5000"/>
         <w:tblLayout w:type="fixed"/>
+        <w:tblBorders>
+          <w:top w:val="single" w:sz="12" w:space="0" w:color="000000"/>
+          <w:left w:val="none" w:sz="0" w:space="0" w:color="auto"/>
+          <w:bottom w:val="single" w:sz="12" w:space="0" w:color="000000"/>
+          <w:right w:val="none" w:sz="0" w:space="0" w:color="auto"/>
+          <w:insideH w:val="none" w:sz="0" w:space="0" w:color="auto"/>
+          <w:insideV w:val="none" w:sz="0" w:space="0" w:color="auto"/>
+        </w:tblBorders>
         <w:tblLook w:firstRow="1" w:lastRow="0" w:firstColumn="0" w:lastColumn="0" w:noHBand="0" w:noVBand="0" w:val="0020"/>
       </w:tblPr>
       <w:tblGrid>
@@ -1536,7 +1560,11 @@
           <w:tblHeader w:val="on"/>
         </w:trPr>
         <w:tc>
-          <w:tcPr/>
+          <w:tcPr>
+            <w:tcBorders>
+              <w:bottom w:val="single" w:sz="8" w:space="0" w:color="000000"/>
+            </w:tcBorders>
+          </w:tcPr>
           <w:p>
             <w:pPr>
               <w:pStyle w:val="Compact"/>
@@ -1552,7 +1580,11 @@
           </w:p>
         </w:tc>
         <w:tc>
-          <w:tcPr/>
+          <w:tcPr>
+            <w:tcBorders>
+              <w:bottom w:val="single" w:sz="8" w:space="0" w:color="000000"/>
+            </w:tcBorders>
+          </w:tcPr>
           <w:p>
             <w:pPr>
               <w:pStyle w:val="Compact"/>
@@ -2990,6 +3022,14 @@
         <w:tblStyle w:val="Table"/>
         <w:tblW w:type="pct" w:w="5000"/>
         <w:tblLayout w:type="fixed"/>
+        <w:tblBorders>
+          <w:top w:val="single" w:sz="12" w:space="0" w:color="000000"/>
+          <w:left w:val="none" w:sz="0" w:space="0" w:color="auto"/>
+          <w:bottom w:val="single" w:sz="12" w:space="0" w:color="000000"/>
+          <w:right w:val="none" w:sz="0" w:space="0" w:color="auto"/>
+          <w:insideH w:val="none" w:sz="0" w:space="0" w:color="auto"/>
+          <w:insideV w:val="none" w:sz="0" w:space="0" w:color="auto"/>
+        </w:tblBorders>
         <w:tblLook w:firstRow="1" w:lastRow="0" w:firstColumn="0" w:lastColumn="0" w:noHBand="0" w:noVBand="0" w:val="0020"/>
       </w:tblPr>
       <w:tblGrid>
@@ -3001,7 +3041,11 @@
           <w:tblHeader w:val="on"/>
         </w:trPr>
         <w:tc>
-          <w:tcPr/>
+          <w:tcPr>
+            <w:tcBorders>
+              <w:bottom w:val="single" w:sz="8" w:space="0" w:color="000000"/>
+            </w:tcBorders>
+          </w:tcPr>
           <w:p>
             <w:pPr>
               <w:pStyle w:val="Compact"/>
@@ -3017,7 +3061,11 @@
           </w:p>
         </w:tc>
         <w:tc>
-          <w:tcPr/>
+          <w:tcPr>
+            <w:tcBorders>
+              <w:bottom w:val="single" w:sz="8" w:space="0" w:color="000000"/>
+            </w:tcBorders>
+          </w:tcPr>
           <w:p>
             <w:pPr>
               <w:pStyle w:val="Compact"/>
@@ -5119,6 +5167,14 @@
         <w:tblStyle w:val="Table"/>
         <w:tblW w:type="pct" w:w="5000"/>
         <w:tblLayout w:type="fixed"/>
+        <w:tblBorders>
+          <w:top w:val="single" w:sz="12" w:space="0" w:color="000000"/>
+          <w:left w:val="none" w:sz="0" w:space="0" w:color="auto"/>
+          <w:bottom w:val="single" w:sz="12" w:space="0" w:color="000000"/>
+          <w:right w:val="none" w:sz="0" w:space="0" w:color="auto"/>
+          <w:insideH w:val="none" w:sz="0" w:space="0" w:color="auto"/>
+          <w:insideV w:val="none" w:sz="0" w:space="0" w:color="auto"/>
+        </w:tblBorders>
         <w:tblLook w:firstRow="1" w:lastRow="0" w:firstColumn="0" w:lastColumn="0" w:noHBand="0" w:noVBand="0" w:val="0020"/>
       </w:tblPr>
       <w:tblGrid>
@@ -5130,7 +5186,11 @@
           <w:tblHeader w:val="on"/>
         </w:trPr>
         <w:tc>
-          <w:tcPr/>
+          <w:tcPr>
+            <w:tcBorders>
+              <w:bottom w:val="single" w:sz="8" w:space="0" w:color="000000"/>
+            </w:tcBorders>
+          </w:tcPr>
           <w:p>
             <w:pPr>
               <w:pStyle w:val="Compact"/>
@@ -5146,7 +5206,11 @@
           </w:p>
         </w:tc>
         <w:tc>
-          <w:tcPr/>
+          <w:tcPr>
+            <w:tcBorders>
+              <w:bottom w:val="single" w:sz="8" w:space="0" w:color="000000"/>
+            </w:tcBorders>
+          </w:tcPr>
           <w:p>
             <w:pPr>
               <w:pStyle w:val="Compact"/>
@@ -6618,6 +6682,14 @@
       <w:tblPr>
         <w:tblStyle w:val="Table"/>
         <w:tblW w:type="auto" w:w="0"/>
+        <w:tblBorders>
+          <w:top w:val="single" w:sz="12" w:space="0" w:color="000000"/>
+          <w:left w:val="none" w:sz="0" w:space="0" w:color="auto"/>
+          <w:bottom w:val="single" w:sz="12" w:space="0" w:color="000000"/>
+          <w:right w:val="none" w:sz="0" w:space="0" w:color="auto"/>
+          <w:insideH w:val="none" w:sz="0" w:space="0" w:color="auto"/>
+          <w:insideV w:val="none" w:sz="0" w:space="0" w:color="auto"/>
+        </w:tblBorders>
         <w:tblLook w:firstRow="1" w:lastRow="0" w:firstColumn="0" w:lastColumn="0" w:noHBand="0" w:noVBand="0" w:val="0020"/>
       </w:tblPr>
       <w:tblGrid>
@@ -6630,7 +6702,11 @@
           <w:tblHeader w:val="on"/>
         </w:trPr>
         <w:tc>
-          <w:tcPr/>
+          <w:tcPr>
+            <w:tcBorders>
+              <w:bottom w:val="single" w:sz="8" w:space="0" w:color="000000"/>
+            </w:tcBorders>
+          </w:tcPr>
           <w:p>
             <w:pPr>
               <w:pStyle w:val="Compact"/>
@@ -6653,7 +6729,11 @@
           </w:p>
         </w:tc>
         <w:tc>
-          <w:tcPr/>
+          <w:tcPr>
+            <w:tcBorders>
+              <w:bottom w:val="single" w:sz="8" w:space="0" w:color="000000"/>
+            </w:tcBorders>
+          </w:tcPr>
           <w:p>
             <w:pPr>
               <w:pStyle w:val="Compact"/>
@@ -6669,7 +6749,11 @@
           </w:p>
         </w:tc>
         <w:tc>
-          <w:tcPr/>
+          <w:tcPr>
+            <w:tcBorders>
+              <w:bottom w:val="single" w:sz="8" w:space="0" w:color="000000"/>
+            </w:tcBorders>
+          </w:tcPr>
           <w:p>
             <w:pPr>
               <w:pStyle w:val="Compact"/>
@@ -8096,8 +8180,8 @@
     <w:p>
       <w:pPr>
         <w:pStyle w:val="BodyText"/>
+        <w:spacing w:before="0" w:after="0"/>
         <w:ind w:left="480" w:hanging="480"/>
-        <w:spacing w:after="0"/>
       </w:pPr>
       <w:r>
         <w:rPr>
@@ -8145,20 +8229,45 @@
     <w:p>
       <w:pPr>
         <w:pStyle w:val="BodyText"/>
+        <w:spacing w:before="0" w:after="0"/>
         <w:ind w:left="480" w:hanging="480"/>
+      </w:pPr>
+      <w:r>
+        <w:rPr>
+          <w:rFonts w:ascii="Times New Roman" w:hAnsi="Times New Roman" w:eastAsia="Times New Roman" w:cs="Times New Roman"/>
+        </w:rPr>
+        <w:t xml:space="preserve">A. σ </w:t>
+      </w:r>
+      <w:r>
+        <w:rPr>
+          <w:rFonts w:hint="eastAsia" w:ascii="Times New Roman" w:hAnsi="Times New Roman" w:eastAsia="FangSong" w:cs="Times New Roman"/>
+        </w:rPr>
+        <w:t xml:space="preserve">键</w:t>
+      </w:r>
+      <w:r>
+        <w:rPr>
+          <w:rFonts w:ascii="Times New Roman" w:hAnsi="Times New Roman" w:eastAsia="Times New Roman" w:cs="Times New Roman"/>
+        </w:rPr>
+        <w:t xml:space="preserve">　</w:t>
+      </w:r>
+    </w:p>
+    <w:p>
+      <w:pPr>
+        <w:pStyle w:val="BodyText"/>
         <w:spacing w:before="0" w:after="0"/>
-      </w:pPr>
-      <w:r>
-        <w:rPr>
-          <w:rFonts w:ascii="Times New Roman" w:hAnsi="Times New Roman" w:eastAsia="Times New Roman" w:cs="Times New Roman"/>
-        </w:rPr>
-        <w:t xml:space="preserve">A. σ </w:t>
-      </w:r>
-      <w:r>
-        <w:rPr>
-          <w:rFonts w:hint="eastAsia" w:ascii="Times New Roman" w:hAnsi="Times New Roman" w:eastAsia="FangSong" w:cs="Times New Roman"/>
-        </w:rPr>
-        <w:t xml:space="preserve">键</w:t>
+        <w:ind w:left="480" w:hanging="480"/>
+      </w:pPr>
+      <w:r>
+        <w:rPr>
+          <w:rFonts w:ascii="Times New Roman" w:hAnsi="Times New Roman" w:eastAsia="Times New Roman" w:cs="Times New Roman"/>
+        </w:rPr>
+        <w:t xml:space="preserve">B. </w:t>
+      </w:r>
+      <w:r>
+        <w:rPr>
+          <w:rFonts w:hint="eastAsia" w:ascii="Times New Roman" w:hAnsi="Times New Roman" w:eastAsia="FangSong" w:cs="Times New Roman"/>
+        </w:rPr>
+        <w:t xml:space="preserve">金属键</w:t>
       </w:r>
       <w:r>
         <w:rPr>
@@ -8170,58 +8279,33 @@
     <w:p>
       <w:pPr>
         <w:pStyle w:val="BodyText"/>
+        <w:spacing w:before="0" w:after="0"/>
         <w:ind w:left="480" w:hanging="480"/>
+      </w:pPr>
+      <w:r>
+        <w:rPr>
+          <w:rFonts w:ascii="Times New Roman" w:hAnsi="Times New Roman" w:eastAsia="Times New Roman" w:cs="Times New Roman"/>
+        </w:rPr>
+        <w:t xml:space="preserve">C. </w:t>
+      </w:r>
+      <w:r>
+        <w:rPr>
+          <w:rFonts w:hint="eastAsia" w:ascii="Times New Roman" w:hAnsi="Times New Roman" w:eastAsia="FangSong" w:cs="Times New Roman"/>
+        </w:rPr>
+        <w:t xml:space="preserve">配位键</w:t>
+      </w:r>
+      <w:r>
+        <w:rPr>
+          <w:rFonts w:ascii="Times New Roman" w:hAnsi="Times New Roman" w:eastAsia="Times New Roman" w:cs="Times New Roman"/>
+        </w:rPr>
+        <w:t xml:space="preserve">　</w:t>
+      </w:r>
+    </w:p>
+    <w:p>
+      <w:pPr>
+        <w:pStyle w:val="BodyText"/>
         <w:spacing w:before="0" w:after="0"/>
-      </w:pPr>
-      <w:r>
-        <w:rPr>
-          <w:rFonts w:ascii="Times New Roman" w:hAnsi="Times New Roman" w:eastAsia="Times New Roman" w:cs="Times New Roman"/>
-        </w:rPr>
-        <w:t xml:space="preserve">B. </w:t>
-      </w:r>
-      <w:r>
-        <w:rPr>
-          <w:rFonts w:hint="eastAsia" w:ascii="Times New Roman" w:hAnsi="Times New Roman" w:eastAsia="FangSong" w:cs="Times New Roman"/>
-        </w:rPr>
-        <w:t xml:space="preserve">金属键</w:t>
-      </w:r>
-      <w:r>
-        <w:rPr>
-          <w:rFonts w:ascii="Times New Roman" w:hAnsi="Times New Roman" w:eastAsia="Times New Roman" w:cs="Times New Roman"/>
-        </w:rPr>
-        <w:t xml:space="preserve">　</w:t>
-      </w:r>
-    </w:p>
-    <w:p>
-      <w:pPr>
-        <w:pStyle w:val="BodyText"/>
         <w:ind w:left="480" w:hanging="480"/>
-        <w:spacing w:before="0" w:after="0"/>
-      </w:pPr>
-      <w:r>
-        <w:rPr>
-          <w:rFonts w:ascii="Times New Roman" w:hAnsi="Times New Roman" w:eastAsia="Times New Roman" w:cs="Times New Roman"/>
-        </w:rPr>
-        <w:t xml:space="preserve">C. </w:t>
-      </w:r>
-      <w:r>
-        <w:rPr>
-          <w:rFonts w:hint="eastAsia" w:ascii="Times New Roman" w:hAnsi="Times New Roman" w:eastAsia="FangSong" w:cs="Times New Roman"/>
-        </w:rPr>
-        <w:t xml:space="preserve">配位键</w:t>
-      </w:r>
-      <w:r>
-        <w:rPr>
-          <w:rFonts w:ascii="Times New Roman" w:hAnsi="Times New Roman" w:eastAsia="Times New Roman" w:cs="Times New Roman"/>
-        </w:rPr>
-        <w:t xml:space="preserve">　</w:t>
-      </w:r>
-    </w:p>
-    <w:p>
-      <w:pPr>
-        <w:pStyle w:val="BodyText"/>
-        <w:ind w:left="480" w:hanging="480"/>
-        <w:spacing w:before="0" w:after="180"/>
       </w:pPr>
       <w:r>
         <w:rPr>
@@ -8281,6 +8365,14 @@
       <w:tblPr>
         <w:tblStyle w:val="Table"/>
         <w:tblW w:type="auto" w:w="0"/>
+        <w:tblBorders>
+          <w:top w:val="single" w:sz="12" w:space="0" w:color="000000"/>
+          <w:left w:val="none" w:sz="0" w:space="0" w:color="auto"/>
+          <w:bottom w:val="single" w:sz="12" w:space="0" w:color="000000"/>
+          <w:right w:val="none" w:sz="0" w:space="0" w:color="auto"/>
+          <w:insideH w:val="none" w:sz="0" w:space="0" w:color="auto"/>
+          <w:insideV w:val="none" w:sz="0" w:space="0" w:color="auto"/>
+        </w:tblBorders>
         <w:tblLook w:firstRow="1" w:lastRow="0" w:firstColumn="0" w:lastColumn="0" w:noHBand="0" w:noVBand="0" w:val="0020"/>
       </w:tblPr>
       <w:tblGrid>
@@ -8293,7 +8385,11 @@
           <w:tblHeader w:val="on"/>
         </w:trPr>
         <w:tc>
-          <w:tcPr/>
+          <w:tcPr>
+            <w:tcBorders>
+              <w:bottom w:val="single" w:sz="8" w:space="0" w:color="000000"/>
+            </w:tcBorders>
+          </w:tcPr>
           <w:p>
             <w:pPr>
               <w:pStyle w:val="Compact"/>
@@ -8316,7 +8412,11 @@
           </w:p>
         </w:tc>
         <w:tc>
-          <w:tcPr/>
+          <w:tcPr>
+            <w:tcBorders>
+              <w:bottom w:val="single" w:sz="8" w:space="0" w:color="000000"/>
+            </w:tcBorders>
+          </w:tcPr>
           <w:p>
             <w:pPr>
               <w:pStyle w:val="Compact"/>
@@ -8332,7 +8432,11 @@
           </w:p>
         </w:tc>
         <w:tc>
-          <w:tcPr/>
+          <w:tcPr>
+            <w:tcBorders>
+              <w:bottom w:val="single" w:sz="8" w:space="0" w:color="000000"/>
+            </w:tcBorders>
+          </w:tcPr>
           <w:p>
             <w:pPr>
               <w:pStyle w:val="Compact"/>
@@ -9992,6 +10096,14 @@
       <w:tblPr>
         <w:tblStyle w:val="Table"/>
         <w:tblW w:type="auto" w:w="0"/>
+        <w:tblBorders>
+          <w:top w:val="single" w:sz="12" w:space="0" w:color="000000"/>
+          <w:left w:val="none" w:sz="0" w:space="0" w:color="auto"/>
+          <w:bottom w:val="single" w:sz="12" w:space="0" w:color="000000"/>
+          <w:right w:val="none" w:sz="0" w:space="0" w:color="auto"/>
+          <w:insideH w:val="none" w:sz="0" w:space="0" w:color="auto"/>
+          <w:insideV w:val="none" w:sz="0" w:space="0" w:color="auto"/>
+        </w:tblBorders>
         <w:tblLook w:firstRow="1" w:lastRow="0" w:firstColumn="0" w:lastColumn="0" w:noHBand="0" w:noVBand="0" w:val="0020"/>
       </w:tblPr>
       <w:tblGrid>
@@ -10003,7 +10115,11 @@
           <w:tblHeader w:val="on"/>
         </w:trPr>
         <w:tc>
-          <w:tcPr/>
+          <w:tcPr>
+            <w:tcBorders>
+              <w:bottom w:val="single" w:sz="8" w:space="0" w:color="000000"/>
+            </w:tcBorders>
+          </w:tcPr>
           <w:p>
             <w:pPr>
               <w:pStyle w:val="Compact"/>
@@ -10019,7 +10135,11 @@
           </w:p>
         </w:tc>
         <w:tc>
-          <w:tcPr/>
+          <w:tcPr>
+            <w:tcBorders>
+              <w:bottom w:val="single" w:sz="8" w:space="0" w:color="000000"/>
+            </w:tcBorders>
+          </w:tcPr>
           <w:p>
             <w:pPr>
               <w:pStyle w:val="Compact"/>
@@ -11049,6 +11169,14 @@
       <w:tblPr>
         <w:tblStyle w:val="Table"/>
         <w:tblW w:type="auto" w:w="0"/>
+        <w:tblBorders>
+          <w:top w:val="single" w:sz="12" w:space="0" w:color="000000"/>
+          <w:left w:val="none" w:sz="0" w:space="0" w:color="auto"/>
+          <w:bottom w:val="single" w:sz="12" w:space="0" w:color="000000"/>
+          <w:right w:val="none" w:sz="0" w:space="0" w:color="auto"/>
+          <w:insideH w:val="none" w:sz="0" w:space="0" w:color="auto"/>
+          <w:insideV w:val="none" w:sz="0" w:space="0" w:color="auto"/>
+        </w:tblBorders>
         <w:tblLook w:firstRow="1" w:lastRow="0" w:firstColumn="0" w:lastColumn="0" w:noHBand="0" w:noVBand="0" w:val="0020"/>
       </w:tblPr>
       <w:tblGrid>
@@ -11060,7 +11188,11 @@
           <w:tblHeader w:val="on"/>
         </w:trPr>
         <w:tc>
-          <w:tcPr/>
+          <w:tcPr>
+            <w:tcBorders>
+              <w:bottom w:val="single" w:sz="8" w:space="0" w:color="000000"/>
+            </w:tcBorders>
+          </w:tcPr>
           <w:p>
             <w:pPr>
               <w:pStyle w:val="Compact"/>
@@ -11076,7 +11208,11 @@
           </w:p>
         </w:tc>
         <w:tc>
-          <w:tcPr/>
+          <w:tcPr>
+            <w:tcBorders>
+              <w:bottom w:val="single" w:sz="8" w:space="0" w:color="000000"/>
+            </w:tcBorders>
+          </w:tcPr>
           <w:p>
             <w:pPr>
               <w:pStyle w:val="Compact"/>
@@ -16332,6 +16468,14 @@
       <w:tblPr>
         <w:tblStyle w:val="Table"/>
         <w:tblW w:type="auto" w:w="0"/>
+        <w:tblBorders>
+          <w:top w:val="single" w:sz="12" w:space="0" w:color="000000"/>
+          <w:left w:val="none" w:sz="0" w:space="0" w:color="auto"/>
+          <w:bottom w:val="single" w:sz="12" w:space="0" w:color="000000"/>
+          <w:right w:val="none" w:sz="0" w:space="0" w:color="auto"/>
+          <w:insideH w:val="none" w:sz="0" w:space="0" w:color="auto"/>
+          <w:insideV w:val="none" w:sz="0" w:space="0" w:color="auto"/>
+        </w:tblBorders>
         <w:tblLook w:firstRow="1" w:lastRow="0" w:firstColumn="0" w:lastColumn="0" w:noHBand="0" w:noVBand="0" w:val="0020"/>
       </w:tblPr>
       <w:tblGrid>
@@ -16343,7 +16487,11 @@
           <w:tblHeader w:val="on"/>
         </w:trPr>
         <w:tc>
-          <w:tcPr/>
+          <w:tcPr>
+            <w:tcBorders>
+              <w:bottom w:val="single" w:sz="8" w:space="0" w:color="000000"/>
+            </w:tcBorders>
+          </w:tcPr>
           <w:p>
             <w:pPr>
               <w:pStyle w:val="Compact"/>
@@ -16359,7 +16507,11 @@
           </w:p>
         </w:tc>
         <w:tc>
-          <w:tcPr/>
+          <w:tcPr>
+            <w:tcBorders>
+              <w:bottom w:val="single" w:sz="8" w:space="0" w:color="000000"/>
+            </w:tcBorders>
+          </w:tcPr>
           <w:p>
             <w:pPr>
               <w:pStyle w:val="Compact"/>
@@ -16978,6 +17130,14 @@
       <w:tblPr>
         <w:tblStyle w:val="Table"/>
         <w:tblW w:type="auto" w:w="0"/>
+        <w:tblBorders>
+          <w:top w:val="single" w:sz="12" w:space="0" w:color="000000"/>
+          <w:left w:val="none" w:sz="0" w:space="0" w:color="auto"/>
+          <w:bottom w:val="single" w:sz="12" w:space="0" w:color="000000"/>
+          <w:right w:val="none" w:sz="0" w:space="0" w:color="auto"/>
+          <w:insideH w:val="none" w:sz="0" w:space="0" w:color="auto"/>
+          <w:insideV w:val="none" w:sz="0" w:space="0" w:color="auto"/>
+        </w:tblBorders>
         <w:tblLook w:firstRow="1" w:lastRow="0" w:firstColumn="0" w:lastColumn="0" w:noHBand="0" w:noVBand="0" w:val="0020"/>
       </w:tblPr>
       <w:tblGrid>
@@ -16989,7 +17149,11 @@
           <w:tblHeader w:val="on"/>
         </w:trPr>
         <w:tc>
-          <w:tcPr/>
+          <w:tcPr>
+            <w:tcBorders>
+              <w:bottom w:val="single" w:sz="8" w:space="0" w:color="000000"/>
+            </w:tcBorders>
+          </w:tcPr>
           <w:p>
             <w:pPr>
               <w:pStyle w:val="Compact"/>
@@ -17005,7 +17169,11 @@
           </w:p>
         </w:tc>
         <w:tc>
-          <w:tcPr/>
+          <w:tcPr>
+            <w:tcBorders>
+              <w:bottom w:val="single" w:sz="8" w:space="0" w:color="000000"/>
+            </w:tcBorders>
+          </w:tcPr>
           <w:p>
             <w:pPr>
               <w:pStyle w:val="Compact"/>
@@ -18913,6 +19081,14 @@
       <w:tblPr>
         <w:tblStyle w:val="Table"/>
         <w:tblW w:type="auto" w:w="0"/>
+        <w:tblBorders>
+          <w:top w:val="single" w:sz="12" w:space="0" w:color="000000"/>
+          <w:left w:val="none" w:sz="0" w:space="0" w:color="auto"/>
+          <w:bottom w:val="single" w:sz="12" w:space="0" w:color="000000"/>
+          <w:right w:val="none" w:sz="0" w:space="0" w:color="auto"/>
+          <w:insideH w:val="none" w:sz="0" w:space="0" w:color="auto"/>
+          <w:insideV w:val="none" w:sz="0" w:space="0" w:color="auto"/>
+        </w:tblBorders>
         <w:tblLook w:firstRow="1" w:lastRow="0" w:firstColumn="0" w:lastColumn="0" w:noHBand="0" w:noVBand="0" w:val="0020"/>
       </w:tblPr>
       <w:tblGrid>
@@ -18924,7 +19100,11 @@
           <w:tblHeader w:val="on"/>
         </w:trPr>
         <w:tc>
-          <w:tcPr/>
+          <w:tcPr>
+            <w:tcBorders>
+              <w:bottom w:val="single" w:sz="8" w:space="0" w:color="000000"/>
+            </w:tcBorders>
+          </w:tcPr>
           <w:p>
             <w:pPr>
               <w:pStyle w:val="Compact"/>
@@ -18940,7 +19120,11 @@
           </w:p>
         </w:tc>
         <w:tc>
-          <w:tcPr/>
+          <w:tcPr>
+            <w:tcBorders>
+              <w:bottom w:val="single" w:sz="8" w:space="0" w:color="000000"/>
+            </w:tcBorders>
+          </w:tcPr>
           <w:p>
             <w:pPr>
               <w:pStyle w:val="Compact"/>
@@ -19642,6 +19826,14 @@
         <w:tblStyle w:val="Table"/>
         <w:tblW w:type="pct" w:w="5000"/>
         <w:tblLayout w:type="fixed"/>
+        <w:tblBorders>
+          <w:top w:val="single" w:sz="12" w:space="0" w:color="000000"/>
+          <w:left w:val="none" w:sz="0" w:space="0" w:color="auto"/>
+          <w:bottom w:val="single" w:sz="12" w:space="0" w:color="000000"/>
+          <w:right w:val="none" w:sz="0" w:space="0" w:color="auto"/>
+          <w:insideH w:val="none" w:sz="0" w:space="0" w:color="auto"/>
+          <w:insideV w:val="none" w:sz="0" w:space="0" w:color="auto"/>
+        </w:tblBorders>
         <w:tblLook w:firstRow="1" w:lastRow="0" w:firstColumn="0" w:lastColumn="0" w:noHBand="0" w:noVBand="0" w:val="0020"/>
       </w:tblPr>
       <w:tblGrid>
@@ -19653,7 +19845,11 @@
           <w:tblHeader w:val="on"/>
         </w:trPr>
         <w:tc>
-          <w:tcPr/>
+          <w:tcPr>
+            <w:tcBorders>
+              <w:bottom w:val="single" w:sz="8" w:space="0" w:color="000000"/>
+            </w:tcBorders>
+          </w:tcPr>
           <w:p>
             <w:pPr>
               <w:pStyle w:val="Compact"/>
@@ -19669,7 +19865,11 @@
           </w:p>
         </w:tc>
         <w:tc>
-          <w:tcPr/>
+          <w:tcPr>
+            <w:tcBorders>
+              <w:bottom w:val="single" w:sz="8" w:space="0" w:color="000000"/>
+            </w:tcBorders>
+          </w:tcPr>
           <w:p>
             <w:pPr>
               <w:pStyle w:val="Compact"/>
@@ -20527,6 +20727,14 @@
       <w:tblPr>
         <w:tblStyle w:val="Table"/>
         <w:tblW w:type="auto" w:w="0"/>
+        <w:tblBorders>
+          <w:top w:val="single" w:sz="12" w:space="0" w:color="000000"/>
+          <w:left w:val="none" w:sz="0" w:space="0" w:color="auto"/>
+          <w:bottom w:val="single" w:sz="12" w:space="0" w:color="000000"/>
+          <w:right w:val="none" w:sz="0" w:space="0" w:color="auto"/>
+          <w:insideH w:val="none" w:sz="0" w:space="0" w:color="auto"/>
+          <w:insideV w:val="none" w:sz="0" w:space="0" w:color="auto"/>
+        </w:tblBorders>
         <w:tblLook w:firstRow="1" w:lastRow="0" w:firstColumn="0" w:lastColumn="0" w:noHBand="0" w:noVBand="0" w:val="0020"/>
       </w:tblPr>
       <w:tblGrid>
@@ -20539,7 +20747,11 @@
           <w:tblHeader w:val="on"/>
         </w:trPr>
         <w:tc>
-          <w:tcPr/>
+          <w:tcPr>
+            <w:tcBorders>
+              <w:bottom w:val="single" w:sz="8" w:space="0" w:color="000000"/>
+            </w:tcBorders>
+          </w:tcPr>
           <w:p>
             <w:pPr>
               <w:pStyle w:val="Compact"/>
@@ -20562,7 +20774,11 @@
           </w:p>
         </w:tc>
         <w:tc>
-          <w:tcPr/>
+          <w:tcPr>
+            <w:tcBorders>
+              <w:bottom w:val="single" w:sz="8" w:space="0" w:color="000000"/>
+            </w:tcBorders>
+          </w:tcPr>
           <w:p>
             <w:pPr>
               <w:pStyle w:val="Compact"/>
@@ -20578,7 +20794,11 @@
           </w:p>
         </w:tc>
         <w:tc>
-          <w:tcPr/>
+          <w:tcPr>
+            <w:tcBorders>
+              <w:bottom w:val="single" w:sz="8" w:space="0" w:color="000000"/>
+            </w:tcBorders>
+          </w:tcPr>
           <w:p>
             <w:pPr>
               <w:pStyle w:val="Compact"/>
@@ -21425,6 +21645,14 @@
       <w:tblPr>
         <w:tblStyle w:val="Table"/>
         <w:tblW w:type="auto" w:w="0"/>
+        <w:tblBorders>
+          <w:top w:val="single" w:sz="12" w:space="0" w:color="000000"/>
+          <w:left w:val="none" w:sz="0" w:space="0" w:color="auto"/>
+          <w:bottom w:val="single" w:sz="12" w:space="0" w:color="000000"/>
+          <w:right w:val="none" w:sz="0" w:space="0" w:color="auto"/>
+          <w:insideH w:val="none" w:sz="0" w:space="0" w:color="auto"/>
+          <w:insideV w:val="none" w:sz="0" w:space="0" w:color="auto"/>
+        </w:tblBorders>
         <w:tblLook w:firstRow="1" w:lastRow="0" w:firstColumn="0" w:lastColumn="0" w:noHBand="0" w:noVBand="0" w:val="0020"/>
       </w:tblPr>
       <w:tblGrid>
@@ -21436,7 +21664,11 @@
           <w:tblHeader w:val="on"/>
         </w:trPr>
         <w:tc>
-          <w:tcPr/>
+          <w:tcPr>
+            <w:tcBorders>
+              <w:bottom w:val="single" w:sz="8" w:space="0" w:color="000000"/>
+            </w:tcBorders>
+          </w:tcPr>
           <w:p>
             <w:pPr>
               <w:pStyle w:val="Compact"/>
@@ -21452,7 +21684,11 @@
           </w:p>
         </w:tc>
         <w:tc>
-          <w:tcPr/>
+          <w:tcPr>
+            <w:tcBorders>
+              <w:bottom w:val="single" w:sz="8" w:space="0" w:color="000000"/>
+            </w:tcBorders>
+          </w:tcPr>
           <w:p>
             <w:pPr>
               <w:pStyle w:val="Compact"/>
@@ -22458,6 +22694,14 @@
       <w:tblPr>
         <w:tblStyle w:val="Table"/>
         <w:tblW w:type="auto" w:w="0"/>
+        <w:tblBorders>
+          <w:top w:val="single" w:sz="12" w:space="0" w:color="000000"/>
+          <w:left w:val="none" w:sz="0" w:space="0" w:color="auto"/>
+          <w:bottom w:val="single" w:sz="12" w:space="0" w:color="000000"/>
+          <w:right w:val="none" w:sz="0" w:space="0" w:color="auto"/>
+          <w:insideH w:val="none" w:sz="0" w:space="0" w:color="auto"/>
+          <w:insideV w:val="none" w:sz="0" w:space="0" w:color="auto"/>
+        </w:tblBorders>
         <w:tblLook w:firstRow="1" w:lastRow="0" w:firstColumn="0" w:lastColumn="0" w:noHBand="0" w:noVBand="0" w:val="0020"/>
       </w:tblPr>
       <w:tblGrid>
@@ -22469,7 +22713,11 @@
           <w:tblHeader w:val="on"/>
         </w:trPr>
         <w:tc>
-          <w:tcPr/>
+          <w:tcPr>
+            <w:tcBorders>
+              <w:bottom w:val="single" w:sz="8" w:space="0" w:color="000000"/>
+            </w:tcBorders>
+          </w:tcPr>
           <w:p>
             <w:pPr>
               <w:pStyle w:val="Compact"/>
@@ -22485,7 +22733,11 @@
           </w:p>
         </w:tc>
         <w:tc>
-          <w:tcPr/>
+          <w:tcPr>
+            <w:tcBorders>
+              <w:bottom w:val="single" w:sz="8" w:space="0" w:color="000000"/>
+            </w:tcBorders>
+          </w:tcPr>
           <w:p>
             <w:pPr>
               <w:pStyle w:val="Compact"/>
@@ -23305,7 +23557,7 @@
     <ns0:rPr>
       <ns0:rFonts ns0:ascii="Times New Roman" ns0:cs="Times New Roman" ns0:eastAsia="SimHei" ns0:hAnsi="Times New Roman"/>
       <ns0:b/>
-      <ns0:color ns0:val="17324D"/>
+      <ns0:color ns0:val="000000"/>
       <ns0:sz ns0:val="44"/>
       <ns0:szCs ns0:val="56"/>
     </ns0:rPr>
@@ -23447,7 +23699,7 @@
     <ns0:rPr>
       <ns0:rFonts ns0:ascii="Times New Roman" ns0:cs="Times New Roman" ns0:eastAsia="SimHei" ns0:hAnsi="Times New Roman"/>
       <ns0:b/>
-      <ns0:color ns0:val="17324D"/>
+      <ns0:color ns0:val="000000"/>
       <ns0:sz ns0:val="32"/>
       <ns0:szCs ns0:val="40"/>
     </ns0:rPr>
@@ -23471,7 +23723,7 @@
     <ns0:rPr>
       <ns0:rFonts ns0:ascii="Times New Roman" ns0:cs="Times New Roman" ns0:eastAsia="SimHei" ns0:hAnsi="Times New Roman"/>
       <ns0:b/>
-      <ns0:color ns0:val="17324D"/>
+      <ns0:color ns0:val="000000"/>
       <ns0:sz ns0:val="28"/>
       <ns0:szCs ns0:val="32"/>
     </ns0:rPr>
@@ -23495,7 +23747,7 @@
     <ns0:rPr>
       <ns0:rFonts ns0:ascii="Times New Roman" ns0:cs="Times New Roman" ns0:eastAsia="SimHei" ns0:hAnsi="Times New Roman"/>
       <ns0:b/>
-      <ns0:color ns0:val="17324D"/>
+      <ns0:color ns0:val="000000"/>
       <ns0:sz ns0:val="25"/>
       <ns0:szCs ns0:val="28"/>
     </ns0:rPr>
